--- a/docs/ViaCekek_Kullanim_Kilavuzu.docx
+++ b/docs/ViaCekek_Kullanim_Kilavuzu.docx
@@ -2627,6 +2627,229 @@
           <w:i/>
         </w:rPr>
         <w:br/>
+      </w:r>
+    </w:p>
+    <w:p>
+      <w:pPr>
+        <w:pStyle w:val="Balk1"/>
+      </w:pPr>
+      <w:r>
+        <w:t>10. Çekek Takip</w:t>
+      </w:r>
+    </w:p>
+    <w:p>
+      <w:pPr>
+        <w:pStyle w:val="ListeMaddemi"/>
+      </w:pPr>
+      <w:r>
+        <w:t>Sahaya giren/çıkan kişi ve araçlar bu ekranda kontrolden geçirilip kaydedilir.</w:t>
+      </w:r>
+    </w:p>
+    <w:p>
+      <w:pPr>
+        <w:pStyle w:val="ListeMaddemi"/>
+      </w:pPr>
+      <w:r>
+        <w:t>Kimlik Numarası (kişi) ve/veya Takip Numarası (araç) girilir — en az biri dolu olmalı, ikisi birlikte de girilebilir.</w:t>
+      </w:r>
+    </w:p>
+    <w:p>
+      <w:pPr>
+        <w:pStyle w:val="ListeMaddemi"/>
+      </w:pPr>
+      <w:r>
+        <w:t>Ziyaret Sebebi seçilir (Çalışma, Görüşme, Keşif, Kontrol, Malzeme Alma, Malzeme Bırakma, İskele Kurma).</w:t>
+      </w:r>
+    </w:p>
+    <w:p>
+      <w:pPr>
+        <w:pStyle w:val="ListeMaddemi"/>
+      </w:pPr>
+      <w:r>
+        <w:t>Kimlik/Takip numarası yazarken eşleşen kayıtlar listelenir, seçilince alan otomatik tamamlanır.</w:t>
+      </w:r>
+    </w:p>
+    <w:p>
+      <w:pPr>
+        <w:pStyle w:val="ListeMaddemi"/>
+      </w:pPr>
+      <w:r>
+        <w:t>“Kontrol” butonuna basılınca kişi ve/veya araç için ayrı ayrı kontrol yapılır: kayıtlı mı, aktif mi, yasaklı mı, açık (çıkışsız) bir kaydı var mı, eksik/süresi geçmiş belge var mı.</w:t>
+      </w:r>
+    </w:p>
+    <w:p>
+      <w:pPr>
+        <w:pStyle w:val="ListeMaddemi"/>
+      </w:pPr>
+      <w:r>
+        <w:t>Herhangi bir sorun varsa ekranda uyarı gösterilir, gerekirse ilgili tanım ekranına yönlendirme linki sunulur.</w:t>
+      </w:r>
+    </w:p>
+    <w:p>
+      <w:pPr>
+        <w:pStyle w:val="ListeMaddemi"/>
+      </w:pPr>
+      <w:r>
+        <w:t>Kişi ve araçtan biri kontrolü geçerse, diğeri geçmese bile geçen taraf yine de kaydedilebilir.</w:t>
+      </w:r>
+    </w:p>
+    <w:p>
+      <w:pPr>
+        <w:pStyle w:val="ListeMaddemi"/>
+      </w:pPr>
+      <w:r>
+        <w:t>Kontrolden geçilince Onay ekranı açılır: Ad Soyad (varsa, salt okunur), Firma Adı, Telefon, Tekne, Açıklama girilir/düzenlenir.</w:t>
+      </w:r>
+    </w:p>
+    <w:p>
+      <w:pPr>
+        <w:pStyle w:val="ListeMaddemi"/>
+      </w:pPr>
+      <w:r>
+        <w:t>Bitişine 10 gün veya daha az kalmış belgeler varsa Onay ekranında sarı bir hatırlatma kutusunda gösterilir.</w:t>
+      </w:r>
+    </w:p>
+    <w:p>
+      <w:pPr>
+        <w:pStyle w:val="ListeMaddemi"/>
+      </w:pPr>
+      <w:r>
+        <w:t>“Giriş Kaydet” ile kayıt tamamlanır, ekran otomatik olarak yeni sorguya hazır hale döner (hızlı art arda giriş için).</w:t>
+      </w:r>
+    </w:p>
+    <w:p>
+      <w:pPr>
+        <w:spacing w:before="120" w:after="240"/>
+        <w:pBdr>
+          <w:top w:val="single" w:sz="6" w:space="4" w:color="AAAAAA"/>
+          <w:left w:val="single" w:sz="6" w:space="4" w:color="AAAAAA"/>
+          <w:bottom w:val="single" w:sz="6" w:space="4" w:color="AAAAAA"/>
+          <w:right w:val="single" w:sz="6" w:space="4" w:color="AAAAAA"/>
+        </w:pBdr>
+      </w:pPr>
+      <w:r>
+        <w:rPr>
+          <w:i/>
+          <w:color w:val="808080"/>
+        </w:rPr>
+        <w:t>[EKRAN GÖRÜNTÜSÜ: Çekek Takip sorgu ekranı]</w:t>
+      </w:r>
+    </w:p>
+    <w:p>
+      <w:pPr>
+        <w:spacing w:before="120" w:after="240"/>
+        <w:pBdr>
+          <w:top w:val="single" w:sz="6" w:space="4" w:color="AAAAAA"/>
+          <w:left w:val="single" w:sz="6" w:space="4" w:color="AAAAAA"/>
+          <w:bottom w:val="single" w:sz="6" w:space="4" w:color="AAAAAA"/>
+          <w:right w:val="single" w:sz="6" w:space="4" w:color="AAAAAA"/>
+        </w:pBdr>
+      </w:pPr>
+      <w:r>
+        <w:rPr>
+          <w:i/>
+          <w:color w:val="808080"/>
+        </w:rPr>
+        <w:t>[EKRAN GÖRÜNTÜSÜ: Çekek Takip onay ekranı]</w:t>
+      </w:r>
+    </w:p>
+    <w:p>
+      <w:pPr>
+        <w:pStyle w:val="Balk1"/>
+      </w:pPr>
+      <w:r>
+        <w:t>11. Board</w:t>
+      </w:r>
+    </w:p>
+    <w:p>
+      <w:pPr>
+        <w:pStyle w:val="ListeMaddemi"/>
+      </w:pPr>
+      <w:r>
+        <w:t>Sahada bulunan (henüz çıkışı yapılmamış) kişi ve araçlar bu ekranda listelenir — uygulama açılınca ilk gelen ekrandır.</w:t>
+      </w:r>
+    </w:p>
+    <w:p>
+      <w:pPr>
+        <w:pStyle w:val="ListeMaddemi"/>
+      </w:pPr>
+      <w:r>
+        <w:t>Her kayıt bir kart olarak gösterilir; kişi kayıtları mavi, araç kayıtları turuncu simgeyle ayırt edilir.</w:t>
+      </w:r>
+    </w:p>
+    <w:p>
+      <w:pPr>
+        <w:pStyle w:val="ListeMaddemi"/>
+      </w:pPr>
+      <w:r>
+        <w:t>Kart üzerinde durum (“İçeride” / “Süresi Geçti”), giriş saati ve kalan/geçen süre rozetleri bulunur.</w:t>
+      </w:r>
+    </w:p>
+    <w:p>
+      <w:pPr>
+        <w:pStyle w:val="ListeMaddemi"/>
+      </w:pPr>
+      <w:r>
+        <w:t>Süresi 10 dakika veya altına düşen kayıtlar sarı, süresi geçenler kırmızı renkte vurgulanır.</w:t>
+      </w:r>
+    </w:p>
+    <w:p>
+      <w:pPr>
+        <w:pStyle w:val="ListeMaddemi"/>
+      </w:pPr>
+      <w:r>
+        <w:t>Kayıtlar önce süresi en az kalan/en çok geçen üstte, süresiz olanlar ise en eski giren üstte olacak şekilde sıralanır.</w:t>
+      </w:r>
+    </w:p>
+    <w:p>
+      <w:pPr>
+        <w:pStyle w:val="ListeMaddemi"/>
+      </w:pPr>
+      <w:r>
+        <w:t>Arama kutusuyla ad soyad, kimlik/takip numarası veya firma adına göre filtreleme yapılabilir.</w:t>
+      </w:r>
+    </w:p>
+    <w:p>
+      <w:pPr>
+        <w:pStyle w:val="ListeMaddemi"/>
+      </w:pPr>
+      <w:r>
+        <w:t>“+15 dk” butonu yalnızca süresi geçmiş kayıtlarda görünür, basılınca süre şu andan itibaren 15 dakika uzatılır.</w:t>
+      </w:r>
+    </w:p>
+    <w:p>
+      <w:pPr>
+        <w:pStyle w:val="ListeMaddemi"/>
+      </w:pPr>
+      <w:r>
+        <w:t>“Çıkış” butonuyla kayıt kapatılır, kart listeden kaybolur.</w:t>
+      </w:r>
+    </w:p>
+    <w:p>
+      <w:pPr>
+        <w:spacing w:before="120" w:after="240"/>
+        <w:pBdr>
+          <w:top w:val="single" w:sz="6" w:space="4" w:color="AAAAAA"/>
+          <w:left w:val="single" w:sz="6" w:space="4" w:color="AAAAAA"/>
+          <w:bottom w:val="single" w:sz="6" w:space="4" w:color="AAAAAA"/>
+          <w:right w:val="single" w:sz="6" w:space="4" w:color="AAAAAA"/>
+        </w:pBdr>
+      </w:pPr>
+      <w:r>
+        <w:rPr>
+          <w:i/>
+          <w:color w:val="808080"/>
+        </w:rPr>
+        <w:t>[EKRAN GÖRÜNTÜSÜ: Çekek Board ekranı]</w:t>
+      </w:r>
+    </w:p>
+    <w:p>
+      <w:r>
+        <w:rPr>
+          <w:i/>
+        </w:rPr>
+        <w:br/>
+        <w:t>Bu kılavuz, uygulamaya yeni ekranlar eklendikçe güncellenecektir.</w:t>
       </w:r>
     </w:p>
     <w:sectPr>
